--- a/Бузанов.docx
+++ b/Бузанов.docx
@@ -37897,358 +37897,29 @@
     <w:p>
       <w:pPr>
         <w:shd w:val="clear" w:color="auto" w:fill="FFFFFF"/>
-        <w:spacing w:before="480" w:after="240" w:line="450" w:lineRule="atLeast"/>
-        <w:outlineLvl w:val="2"/>
-        <w:rPr>
-          <w:rFonts w:ascii="Segoe UI" w:eastAsia="Times New Roman" w:hAnsi="Segoe UI" w:cs="Segoe UI"/>
-          <w:b/>
-          <w:bCs/>
-          <w:color w:val="0F1115"/>
-          <w:sz w:val="30"/>
-          <w:szCs w:val="30"/>
-          <w:lang w:eastAsia="ru-RU"/>
-        </w:rPr>
-      </w:pPr>
-      <w:r>
-        <w:rPr>
-          <w:rFonts w:ascii="Segoe UI" w:eastAsia="Times New Roman" w:hAnsi="Segoe UI" w:cs="Segoe UI"/>
-          <w:b/>
-          <w:bCs/>
-          <w:color w:val="0F1115"/>
-          <w:sz w:val="30"/>
-          <w:szCs w:val="30"/>
-          <w:lang w:eastAsia="ru-RU"/>
-        </w:rPr>
-        <w:t>12.2. Фоновый подсчет FPS</w:t>
-      </w:r>
-    </w:p>
-    <w:p>
-      <w:pPr>
-        <w:shd w:val="clear" w:color="auto" w:fill="FFFFFF"/>
-        <w:spacing w:before="240" w:after="240" w:line="240" w:lineRule="auto"/>
-        <w:rPr>
-          <w:rFonts w:ascii="Segoe UI" w:eastAsia="Times New Roman" w:hAnsi="Segoe UI" w:cs="Segoe UI"/>
-          <w:color w:val="0F1115"/>
-          <w:sz w:val="24"/>
-          <w:szCs w:val="24"/>
-          <w:lang w:val="en-US" w:eastAsia="ru-RU"/>
-        </w:rPr>
-      </w:pPr>
-      <w:r>
-        <w:rPr>
-          <w:rFonts w:ascii="Segoe UI" w:eastAsia="Times New Roman" w:hAnsi="Segoe UI" w:cs="Segoe UI"/>
-          <w:b/>
-          <w:bCs/>
-          <w:color w:val="0F1115"/>
-          <w:sz w:val="24"/>
-          <w:szCs w:val="24"/>
-          <w:lang w:eastAsia="ru-RU"/>
-        </w:rPr>
-        <w:t>Строки</w:t>
-      </w:r>
-      <w:r>
-        <w:rPr>
-          <w:rFonts w:ascii="Segoe UI" w:eastAsia="Times New Roman" w:hAnsi="Segoe UI" w:cs="Segoe UI"/>
-          <w:b/>
-          <w:bCs/>
-          <w:color w:val="0F1115"/>
-          <w:sz w:val="24"/>
-          <w:szCs w:val="24"/>
-          <w:lang w:val="en-US" w:eastAsia="ru-RU"/>
-        </w:rPr>
-        <w:t xml:space="preserve"> 2913-2943, </w:t>
-      </w:r>
-      <w:r>
-        <w:rPr>
-          <w:rFonts w:ascii="Segoe UI" w:eastAsia="Times New Roman" w:hAnsi="Segoe UI" w:cs="Segoe UI"/>
-          <w:b/>
-          <w:bCs/>
-          <w:color w:val="0F1115"/>
-          <w:sz w:val="24"/>
-          <w:szCs w:val="24"/>
-          <w:lang w:eastAsia="ru-RU"/>
-        </w:rPr>
-        <w:t>функция</w:t>
-      </w:r>
-      <w:r>
-        <w:rPr>
-          <w:rFonts w:ascii="Segoe UI" w:eastAsia="Times New Roman" w:hAnsi="Segoe UI" w:cs="Segoe UI"/>
-          <w:b/>
-          <w:bCs/>
-          <w:color w:val="0F1115"/>
-          <w:sz w:val="24"/>
-          <w:szCs w:val="24"/>
-          <w:lang w:val="en-US" w:eastAsia="ru-RU"/>
-        </w:rPr>
-        <w:t xml:space="preserve"> </w:t>
-      </w:r>
-      <w:proofErr w:type="spellStart"/>
-      <w:r>
-        <w:rPr>
-          <w:rFonts w:ascii="Segoe UI" w:eastAsia="Times New Roman" w:hAnsi="Segoe UI" w:cs="Segoe UI"/>
-          <w:b/>
-          <w:bCs/>
-          <w:color w:val="0F1115"/>
-          <w:sz w:val="24"/>
-          <w:szCs w:val="24"/>
-          <w:lang w:val="en-US" w:eastAsia="ru-RU"/>
-        </w:rPr>
-        <w:t>start_background_</w:t>
-      </w:r>
-      <w:proofErr w:type="gramStart"/>
-      <w:r>
-        <w:rPr>
-          <w:rFonts w:ascii="Segoe UI" w:eastAsia="Times New Roman" w:hAnsi="Segoe UI" w:cs="Segoe UI"/>
-          <w:b/>
-          <w:bCs/>
-          <w:color w:val="0F1115"/>
-          <w:sz w:val="24"/>
-          <w:szCs w:val="24"/>
-          <w:lang w:val="en-US" w:eastAsia="ru-RU"/>
-        </w:rPr>
-        <w:t>tasks</w:t>
-      </w:r>
-      <w:proofErr w:type="spellEnd"/>
-      <w:r>
-        <w:rPr>
-          <w:rFonts w:ascii="Segoe UI" w:eastAsia="Times New Roman" w:hAnsi="Segoe UI" w:cs="Segoe UI"/>
-          <w:b/>
-          <w:bCs/>
-          <w:color w:val="0F1115"/>
-          <w:sz w:val="24"/>
-          <w:szCs w:val="24"/>
-          <w:lang w:val="en-US" w:eastAsia="ru-RU"/>
-        </w:rPr>
-        <w:t>(</w:t>
-      </w:r>
-      <w:proofErr w:type="gramEnd"/>
-      <w:r>
-        <w:rPr>
-          <w:rFonts w:ascii="Segoe UI" w:eastAsia="Times New Roman" w:hAnsi="Segoe UI" w:cs="Segoe UI"/>
-          <w:b/>
-          <w:bCs/>
-          <w:color w:val="0F1115"/>
-          <w:sz w:val="24"/>
-          <w:szCs w:val="24"/>
-          <w:lang w:val="en-US" w:eastAsia="ru-RU"/>
-        </w:rPr>
-        <w:t>)</w:t>
-      </w:r>
-    </w:p>
-    <w:p>
-      <w:pPr>
-        <w:shd w:val="clear" w:color="auto" w:fill="FFFFFF"/>
-        <w:spacing w:before="240" w:after="240" w:line="240" w:lineRule="auto"/>
-        <w:rPr>
-          <w:rFonts w:ascii="Segoe UI" w:eastAsia="Times New Roman" w:hAnsi="Segoe UI" w:cs="Segoe UI"/>
-          <w:color w:val="0F1115"/>
-          <w:sz w:val="24"/>
-          <w:szCs w:val="24"/>
-          <w:lang w:eastAsia="ru-RU"/>
-        </w:rPr>
-      </w:pPr>
-      <w:r>
-        <w:rPr>
-          <w:rFonts w:ascii="Segoe UI" w:eastAsia="Times New Roman" w:hAnsi="Segoe UI" w:cs="Segoe UI"/>
-          <w:b/>
-          <w:bCs/>
-          <w:color w:val="0F1115"/>
-          <w:sz w:val="24"/>
-          <w:szCs w:val="24"/>
-          <w:lang w:eastAsia="ru-RU"/>
-        </w:rPr>
-        <w:t>Описание:</w:t>
-      </w:r>
-      <w:r>
-        <w:rPr>
-          <w:rFonts w:ascii="Segoe UI" w:eastAsia="Times New Roman" w:hAnsi="Segoe UI" w:cs="Segoe UI"/>
-          <w:color w:val="0F1115"/>
-          <w:sz w:val="24"/>
-          <w:szCs w:val="24"/>
-          <w:lang w:eastAsia="ru-RU"/>
-        </w:rPr>
-        <w:br/>
-        <w:t>Запускает фоновый поток для подсчета кадров в секунду.</w:t>
-      </w:r>
-    </w:p>
-    <w:p>
-      <w:pPr>
-        <w:shd w:val="clear" w:color="auto" w:fill="FFFFFF"/>
-        <w:spacing w:before="240" w:after="240" w:line="240" w:lineRule="auto"/>
-        <w:rPr>
-          <w:rFonts w:ascii="Segoe UI" w:eastAsia="Times New Roman" w:hAnsi="Segoe UI" w:cs="Segoe UI"/>
-          <w:color w:val="0F1115"/>
-          <w:sz w:val="24"/>
-          <w:szCs w:val="24"/>
-          <w:lang w:eastAsia="ru-RU"/>
-        </w:rPr>
-      </w:pPr>
-      <w:r>
-        <w:rPr>
-          <w:rFonts w:ascii="Segoe UI" w:eastAsia="Times New Roman" w:hAnsi="Segoe UI" w:cs="Segoe UI"/>
-          <w:b/>
-          <w:bCs/>
-          <w:color w:val="0F1115"/>
-          <w:sz w:val="24"/>
-          <w:szCs w:val="24"/>
-          <w:lang w:eastAsia="ru-RU"/>
-        </w:rPr>
-        <w:t>Механика:</w:t>
-      </w:r>
-    </w:p>
-    <w:p>
-      <w:pPr>
-        <w:numPr>
-          <w:ilvl w:val="0"/>
-          <w:numId w:val="68"/>
-        </w:numPr>
-        <w:shd w:val="clear" w:color="auto" w:fill="FFFFFF"/>
         <w:spacing w:before="100" w:beforeAutospacing="1" w:after="0" w:line="240" w:lineRule="auto"/>
-        <w:rPr>
-          <w:rFonts w:ascii="Segoe UI" w:eastAsia="Times New Roman" w:hAnsi="Segoe UI" w:cs="Segoe UI"/>
-          <w:color w:val="0F1115"/>
-          <w:sz w:val="24"/>
-          <w:szCs w:val="24"/>
-          <w:lang w:eastAsia="ru-RU"/>
-        </w:rPr>
-      </w:pPr>
-      <w:r>
-        <w:rPr>
-          <w:rFonts w:ascii="Segoe UI" w:eastAsia="Times New Roman" w:hAnsi="Segoe UI" w:cs="Segoe UI"/>
-          <w:color w:val="0F1115"/>
-          <w:sz w:val="24"/>
-          <w:szCs w:val="24"/>
-          <w:lang w:eastAsia="ru-RU"/>
-        </w:rPr>
-        <w:t>Каждый кадр увеличивается счетчик</w:t>
-      </w:r>
-    </w:p>
-    <w:p>
-      <w:pPr>
-        <w:numPr>
-          <w:ilvl w:val="0"/>
-          <w:numId w:val="68"/>
-        </w:numPr>
-        <w:shd w:val="clear" w:color="auto" w:fill="FFFFFF"/>
-        <w:spacing w:before="100" w:beforeAutospacing="1" w:after="0" w:line="240" w:lineRule="auto"/>
-        <w:rPr>
-          <w:rFonts w:ascii="Segoe UI" w:eastAsia="Times New Roman" w:hAnsi="Segoe UI" w:cs="Segoe UI"/>
-          <w:color w:val="0F1115"/>
-          <w:sz w:val="24"/>
-          <w:szCs w:val="24"/>
-          <w:lang w:eastAsia="ru-RU"/>
-        </w:rPr>
-      </w:pPr>
-      <w:r>
-        <w:rPr>
-          <w:rFonts w:ascii="Segoe UI" w:eastAsia="Times New Roman" w:hAnsi="Segoe UI" w:cs="Segoe UI"/>
-          <w:color w:val="0F1115"/>
-          <w:sz w:val="24"/>
-          <w:szCs w:val="24"/>
-          <w:lang w:eastAsia="ru-RU"/>
-        </w:rPr>
-        <w:t>Раз в секунду вычисляется FPS</w:t>
-      </w:r>
-    </w:p>
-    <w:p>
-      <w:pPr>
-        <w:numPr>
-          <w:ilvl w:val="0"/>
-          <w:numId w:val="68"/>
-        </w:numPr>
-        <w:shd w:val="clear" w:color="auto" w:fill="FFFFFF"/>
-        <w:spacing w:before="100" w:beforeAutospacing="1" w:after="0" w:line="240" w:lineRule="auto"/>
-        <w:rPr>
-          <w:rFonts w:ascii="Segoe UI" w:eastAsia="Times New Roman" w:hAnsi="Segoe UI" w:cs="Segoe UI"/>
-          <w:color w:val="0F1115"/>
-          <w:sz w:val="24"/>
-          <w:szCs w:val="24"/>
-          <w:lang w:eastAsia="ru-RU"/>
-        </w:rPr>
-      </w:pPr>
-      <w:r>
-        <w:rPr>
-          <w:rFonts w:ascii="Segoe UI" w:eastAsia="Times New Roman" w:hAnsi="Segoe UI" w:cs="Segoe UI"/>
-          <w:color w:val="0F1115"/>
-          <w:sz w:val="24"/>
-          <w:szCs w:val="24"/>
-          <w:lang w:eastAsia="ru-RU"/>
-        </w:rPr>
-        <w:t>Значение отображается в статус-баре</w:t>
-      </w:r>
-    </w:p>
-    <w:p>
-      <w:pPr>
-        <w:numPr>
-          <w:ilvl w:val="0"/>
-          <w:numId w:val="68"/>
-        </w:numPr>
-        <w:shd w:val="clear" w:color="auto" w:fill="FFFFFF"/>
-        <w:spacing w:before="100" w:beforeAutospacing="1" w:after="0" w:line="240" w:lineRule="auto"/>
-        <w:rPr>
-          <w:rFonts w:ascii="Segoe UI" w:eastAsia="Times New Roman" w:hAnsi="Segoe UI" w:cs="Segoe UI"/>
-          <w:color w:val="0F1115"/>
-          <w:sz w:val="24"/>
-          <w:szCs w:val="24"/>
-          <w:lang w:eastAsia="ru-RU"/>
-        </w:rPr>
-      </w:pPr>
-      <w:r>
-        <w:rPr>
-          <w:rFonts w:ascii="Segoe UI" w:eastAsia="Times New Roman" w:hAnsi="Segoe UI" w:cs="Segoe UI"/>
-          <w:color w:val="0F1115"/>
-          <w:sz w:val="24"/>
-          <w:szCs w:val="24"/>
-          <w:lang w:eastAsia="ru-RU"/>
-        </w:rPr>
-        <w:t>Поток работает в фоне, не блокируя основной цикл</w:t>
-      </w:r>
-    </w:p>
-    <w:p>
-      <w:pPr>
-        <w:spacing w:before="480" w:after="480" w:line="240" w:lineRule="auto"/>
-        <w:rPr>
-          <w:rFonts w:ascii="Times New Roman" w:eastAsia="Times New Roman" w:hAnsi="Times New Roman" w:cs="Times New Roman"/>
-          <w:sz w:val="24"/>
-          <w:szCs w:val="24"/>
-          <w:lang w:eastAsia="ru-RU"/>
-        </w:rPr>
-      </w:pPr>
-      <w:r>
-        <w:rPr>
-          <w:rFonts w:ascii="Times New Roman" w:eastAsia="Times New Roman" w:hAnsi="Times New Roman" w:cs="Times New Roman"/>
-          <w:sz w:val="24"/>
-          <w:szCs w:val="24"/>
-          <w:lang w:eastAsia="ru-RU"/>
-        </w:rPr>
-        <w:pict w14:anchorId="3FE08B49">
-          <v:rect id="_x0000_i1107" style="width:0;height:.75pt" o:hralign="center" o:bullet="t" o:hrstd="t" o:hr="t" fillcolor="#a0a0a0" stroked="f"/>
-        </w:pict>
-      </w:r>
-    </w:p>
-    <w:p>
-      <w:pPr>
-        <w:spacing w:before="480" w:after="480" w:line="240" w:lineRule="auto"/>
-        <w:rPr>
-          <w:rFonts w:ascii="Times New Roman" w:eastAsia="Times New Roman" w:hAnsi="Times New Roman" w:cs="Times New Roman"/>
-          <w:sz w:val="24"/>
-          <w:szCs w:val="24"/>
-          <w:lang w:eastAsia="ru-RU"/>
-        </w:rPr>
-      </w:pPr>
-      <w:r>
-        <w:rPr>
-          <w:rFonts w:ascii="Times New Roman" w:eastAsia="Times New Roman" w:hAnsi="Times New Roman" w:cs="Times New Roman"/>
-          <w:sz w:val="24"/>
-          <w:szCs w:val="24"/>
-          <w:lang w:eastAsia="ru-RU"/>
-        </w:rPr>
-        <w:lastRenderedPageBreak/>
+        <w:ind w:left="360"/>
+        <w:rPr>
+          <w:rFonts w:ascii="Segoe UI" w:eastAsia="Times New Roman" w:hAnsi="Segoe UI" w:cs="Segoe UI"/>
+          <w:color w:val="0F1115"/>
+          <w:sz w:val="24"/>
+          <w:szCs w:val="24"/>
+          <w:lang w:eastAsia="ru-RU"/>
+        </w:rPr>
+      </w:pPr>
+      <w:r>
+        <w:rPr>
+          <w:rFonts w:ascii="Segoe UI" w:eastAsia="Times New Roman" w:hAnsi="Segoe UI" w:cs="Segoe UI"/>
+          <w:color w:val="0F1115"/>
+          <w:sz w:val="24"/>
+          <w:szCs w:val="24"/>
+          <w:lang w:eastAsia="ru-RU"/>
+        </w:rPr>
         <w:drawing>
-          <wp:inline distT="0" distB="0" distL="0" distR="0" wp14:anchorId="54CB3A31" wp14:editId="658543B8">
-            <wp:extent cx="5940425" cy="5755640"/>
-            <wp:effectExtent l="0" t="0" r="3175" b="0"/>
-            <wp:docPr id="98" name="Рисунок 98"/>
+          <wp:inline distT="0" distB="0" distL="0" distR="0" wp14:anchorId="2E1ADE51" wp14:editId="57CF8644">
+            <wp:extent cx="5249008" cy="5487166"/>
+            <wp:effectExtent l="0" t="0" r="8890" b="0"/>
+            <wp:docPr id="110" name="Рисунок 110"/>
             <wp:cNvGraphicFramePr>
               <a:graphicFrameLocks xmlns:a="http://schemas.openxmlformats.org/drawingml/2006/main" noChangeAspect="1"/>
             </wp:cNvGraphicFramePr>
@@ -38268,6 +37939,805 @@
                   <pic:spPr>
                     <a:xfrm>
                       <a:off x="0" y="0"/>
+                      <a:ext cx="5249008" cy="5487166"/>
+                    </a:xfrm>
+                    <a:prstGeom prst="rect">
+                      <a:avLst/>
+                    </a:prstGeom>
+                  </pic:spPr>
+                </pic:pic>
+              </a:graphicData>
+            </a:graphic>
+          </wp:inline>
+        </w:drawing>
+      </w:r>
+    </w:p>
+    <w:p>
+      <w:pPr>
+        <w:shd w:val="clear" w:color="auto" w:fill="FFFFFF"/>
+        <w:spacing w:before="100" w:beforeAutospacing="1" w:after="0" w:line="240" w:lineRule="auto"/>
+        <w:ind w:left="360"/>
+        <w:rPr>
+          <w:rFonts w:ascii="Segoe UI" w:eastAsia="Times New Roman" w:hAnsi="Segoe UI" w:cs="Segoe UI"/>
+          <w:color w:val="0F1115"/>
+          <w:sz w:val="24"/>
+          <w:szCs w:val="24"/>
+          <w:lang w:eastAsia="ru-RU"/>
+        </w:rPr>
+      </w:pPr>
+      <w:r>
+        <w:rPr>
+          <w:rFonts w:ascii="Segoe UI" w:eastAsia="Times New Roman" w:hAnsi="Segoe UI" w:cs="Segoe UI"/>
+          <w:color w:val="0F1115"/>
+          <w:sz w:val="24"/>
+          <w:szCs w:val="24"/>
+          <w:lang w:eastAsia="ru-RU"/>
+        </w:rPr>
+        <w:lastRenderedPageBreak/>
+        <w:drawing>
+          <wp:inline distT="0" distB="0" distL="0" distR="0" wp14:anchorId="60B2178D" wp14:editId="4BD89C3C">
+            <wp:extent cx="5940425" cy="4631055"/>
+            <wp:effectExtent l="0" t="0" r="3175" b="0"/>
+            <wp:docPr id="111" name="Рисунок 111"/>
+            <wp:cNvGraphicFramePr>
+              <a:graphicFrameLocks xmlns:a="http://schemas.openxmlformats.org/drawingml/2006/main" noChangeAspect="1"/>
+            </wp:cNvGraphicFramePr>
+            <a:graphic xmlns:a="http://schemas.openxmlformats.org/drawingml/2006/main">
+              <a:graphicData uri="http://schemas.openxmlformats.org/drawingml/2006/picture">
+                <pic:pic xmlns:pic="http://schemas.openxmlformats.org/drawingml/2006/picture">
+                  <pic:nvPicPr>
+                    <pic:cNvPr id="1" name=""/>
+                    <pic:cNvPicPr/>
+                  </pic:nvPicPr>
+                  <pic:blipFill>
+                    <a:blip r:embed="rId109"/>
+                    <a:stretch>
+                      <a:fillRect/>
+                    </a:stretch>
+                  </pic:blipFill>
+                  <pic:spPr>
+                    <a:xfrm>
+                      <a:off x="0" y="0"/>
+                      <a:ext cx="5940425" cy="4631055"/>
+                    </a:xfrm>
+                    <a:prstGeom prst="rect">
+                      <a:avLst/>
+                    </a:prstGeom>
+                  </pic:spPr>
+                </pic:pic>
+              </a:graphicData>
+            </a:graphic>
+          </wp:inline>
+        </w:drawing>
+      </w:r>
+    </w:p>
+    <w:p>
+      <w:pPr>
+        <w:shd w:val="clear" w:color="auto" w:fill="FFFFFF"/>
+        <w:spacing w:before="100" w:beforeAutospacing="1" w:after="0" w:line="240" w:lineRule="auto"/>
+        <w:ind w:left="360"/>
+        <w:rPr>
+          <w:rFonts w:ascii="Segoe UI" w:eastAsia="Times New Roman" w:hAnsi="Segoe UI" w:cs="Segoe UI"/>
+          <w:color w:val="0F1115"/>
+          <w:sz w:val="24"/>
+          <w:szCs w:val="24"/>
+          <w:lang w:eastAsia="ru-RU"/>
+        </w:rPr>
+      </w:pPr>
+      <w:r>
+        <w:rPr>
+          <w:rFonts w:ascii="Segoe UI" w:eastAsia="Times New Roman" w:hAnsi="Segoe UI" w:cs="Segoe UI"/>
+          <w:color w:val="0F1115"/>
+          <w:sz w:val="24"/>
+          <w:szCs w:val="24"/>
+          <w:lang w:eastAsia="ru-RU"/>
+        </w:rPr>
+        <w:lastRenderedPageBreak/>
+        <w:drawing>
+          <wp:inline distT="0" distB="0" distL="0" distR="0" wp14:anchorId="5CD07F85" wp14:editId="6ABF8B58">
+            <wp:extent cx="5940425" cy="4622800"/>
+            <wp:effectExtent l="0" t="0" r="3175" b="6350"/>
+            <wp:docPr id="112" name="Рисунок 112"/>
+            <wp:cNvGraphicFramePr>
+              <a:graphicFrameLocks xmlns:a="http://schemas.openxmlformats.org/drawingml/2006/main" noChangeAspect="1"/>
+            </wp:cNvGraphicFramePr>
+            <a:graphic xmlns:a="http://schemas.openxmlformats.org/drawingml/2006/main">
+              <a:graphicData uri="http://schemas.openxmlformats.org/drawingml/2006/picture">
+                <pic:pic xmlns:pic="http://schemas.openxmlformats.org/drawingml/2006/picture">
+                  <pic:nvPicPr>
+                    <pic:cNvPr id="1" name=""/>
+                    <pic:cNvPicPr/>
+                  </pic:nvPicPr>
+                  <pic:blipFill>
+                    <a:blip r:embed="rId110"/>
+                    <a:stretch>
+                      <a:fillRect/>
+                    </a:stretch>
+                  </pic:blipFill>
+                  <pic:spPr>
+                    <a:xfrm>
+                      <a:off x="0" y="0"/>
+                      <a:ext cx="5940425" cy="4622800"/>
+                    </a:xfrm>
+                    <a:prstGeom prst="rect">
+                      <a:avLst/>
+                    </a:prstGeom>
+                  </pic:spPr>
+                </pic:pic>
+              </a:graphicData>
+            </a:graphic>
+          </wp:inline>
+        </w:drawing>
+      </w:r>
+    </w:p>
+    <w:p>
+      <w:pPr>
+        <w:shd w:val="clear" w:color="auto" w:fill="FFFFFF"/>
+        <w:spacing w:before="100" w:beforeAutospacing="1" w:after="0" w:line="240" w:lineRule="auto"/>
+        <w:ind w:left="360"/>
+        <w:rPr>
+          <w:rFonts w:ascii="Segoe UI" w:eastAsia="Times New Roman" w:hAnsi="Segoe UI" w:cs="Segoe UI"/>
+          <w:color w:val="0F1115"/>
+          <w:sz w:val="24"/>
+          <w:szCs w:val="24"/>
+          <w:lang w:eastAsia="ru-RU"/>
+        </w:rPr>
+      </w:pPr>
+      <w:r>
+        <w:rPr>
+          <w:rFonts w:ascii="Segoe UI" w:eastAsia="Times New Roman" w:hAnsi="Segoe UI" w:cs="Segoe UI"/>
+          <w:color w:val="0F1115"/>
+          <w:sz w:val="24"/>
+          <w:szCs w:val="24"/>
+          <w:lang w:eastAsia="ru-RU"/>
+        </w:rPr>
+        <w:drawing>
+          <wp:inline distT="0" distB="0" distL="0" distR="0" wp14:anchorId="5F78AED2" wp14:editId="40D2787C">
+            <wp:extent cx="5940425" cy="4422140"/>
+            <wp:effectExtent l="0" t="0" r="3175" b="0"/>
+            <wp:docPr id="113" name="Рисунок 113"/>
+            <wp:cNvGraphicFramePr>
+              <a:graphicFrameLocks xmlns:a="http://schemas.openxmlformats.org/drawingml/2006/main" noChangeAspect="1"/>
+            </wp:cNvGraphicFramePr>
+            <a:graphic xmlns:a="http://schemas.openxmlformats.org/drawingml/2006/main">
+              <a:graphicData uri="http://schemas.openxmlformats.org/drawingml/2006/picture">
+                <pic:pic xmlns:pic="http://schemas.openxmlformats.org/drawingml/2006/picture">
+                  <pic:nvPicPr>
+                    <pic:cNvPr id="1" name=""/>
+                    <pic:cNvPicPr/>
+                  </pic:nvPicPr>
+                  <pic:blipFill>
+                    <a:blip r:embed="rId111"/>
+                    <a:stretch>
+                      <a:fillRect/>
+                    </a:stretch>
+                  </pic:blipFill>
+                  <pic:spPr>
+                    <a:xfrm>
+                      <a:off x="0" y="0"/>
+                      <a:ext cx="5940425" cy="4422140"/>
+                    </a:xfrm>
+                    <a:prstGeom prst="rect">
+                      <a:avLst/>
+                    </a:prstGeom>
+                  </pic:spPr>
+                </pic:pic>
+              </a:graphicData>
+            </a:graphic>
+          </wp:inline>
+        </w:drawing>
+      </w:r>
+    </w:p>
+    <w:p>
+      <w:pPr>
+        <w:shd w:val="clear" w:color="auto" w:fill="FFFFFF"/>
+        <w:spacing w:before="100" w:beforeAutospacing="1" w:after="0" w:line="240" w:lineRule="auto"/>
+        <w:ind w:left="360"/>
+        <w:rPr>
+          <w:rFonts w:ascii="Segoe UI" w:eastAsia="Times New Roman" w:hAnsi="Segoe UI" w:cs="Segoe UI"/>
+          <w:color w:val="0F1115"/>
+          <w:sz w:val="24"/>
+          <w:szCs w:val="24"/>
+          <w:lang w:eastAsia="ru-RU"/>
+        </w:rPr>
+      </w:pPr>
+      <w:r>
+        <w:rPr>
+          <w:rFonts w:ascii="Segoe UI" w:eastAsia="Times New Roman" w:hAnsi="Segoe UI" w:cs="Segoe UI"/>
+          <w:color w:val="0F1115"/>
+          <w:sz w:val="24"/>
+          <w:szCs w:val="24"/>
+          <w:lang w:eastAsia="ru-RU"/>
+        </w:rPr>
+        <w:lastRenderedPageBreak/>
+        <w:drawing>
+          <wp:inline distT="0" distB="0" distL="0" distR="0" wp14:anchorId="67F7E278" wp14:editId="388913E7">
+            <wp:extent cx="5940425" cy="5475605"/>
+            <wp:effectExtent l="0" t="0" r="3175" b="0"/>
+            <wp:docPr id="114" name="Рисунок 114"/>
+            <wp:cNvGraphicFramePr>
+              <a:graphicFrameLocks xmlns:a="http://schemas.openxmlformats.org/drawingml/2006/main" noChangeAspect="1"/>
+            </wp:cNvGraphicFramePr>
+            <a:graphic xmlns:a="http://schemas.openxmlformats.org/drawingml/2006/main">
+              <a:graphicData uri="http://schemas.openxmlformats.org/drawingml/2006/picture">
+                <pic:pic xmlns:pic="http://schemas.openxmlformats.org/drawingml/2006/picture">
+                  <pic:nvPicPr>
+                    <pic:cNvPr id="1" name=""/>
+                    <pic:cNvPicPr/>
+                  </pic:nvPicPr>
+                  <pic:blipFill>
+                    <a:blip r:embed="rId112"/>
+                    <a:stretch>
+                      <a:fillRect/>
+                    </a:stretch>
+                  </pic:blipFill>
+                  <pic:spPr>
+                    <a:xfrm>
+                      <a:off x="0" y="0"/>
+                      <a:ext cx="5940425" cy="5475605"/>
+                    </a:xfrm>
+                    <a:prstGeom prst="rect">
+                      <a:avLst/>
+                    </a:prstGeom>
+                  </pic:spPr>
+                </pic:pic>
+              </a:graphicData>
+            </a:graphic>
+          </wp:inline>
+        </w:drawing>
+      </w:r>
+    </w:p>
+    <w:p>
+      <w:pPr>
+        <w:shd w:val="clear" w:color="auto" w:fill="FFFFFF"/>
+        <w:spacing w:before="100" w:beforeAutospacing="1" w:after="0" w:line="240" w:lineRule="auto"/>
+        <w:ind w:left="360"/>
+        <w:rPr>
+          <w:rFonts w:ascii="Segoe UI" w:eastAsia="Times New Roman" w:hAnsi="Segoe UI" w:cs="Segoe UI"/>
+          <w:color w:val="0F1115"/>
+          <w:sz w:val="24"/>
+          <w:szCs w:val="24"/>
+          <w:lang w:eastAsia="ru-RU"/>
+        </w:rPr>
+      </w:pPr>
+      <w:r>
+        <w:rPr>
+          <w:rFonts w:ascii="Segoe UI" w:eastAsia="Times New Roman" w:hAnsi="Segoe UI" w:cs="Segoe UI"/>
+          <w:color w:val="0F1115"/>
+          <w:sz w:val="24"/>
+          <w:szCs w:val="24"/>
+          <w:lang w:eastAsia="ru-RU"/>
+        </w:rPr>
+        <w:lastRenderedPageBreak/>
+        <w:drawing>
+          <wp:inline distT="0" distB="0" distL="0" distR="0" wp14:anchorId="326E8554" wp14:editId="54FDB6DD">
+            <wp:extent cx="5477639" cy="5572903"/>
+            <wp:effectExtent l="0" t="0" r="8890" b="8890"/>
+            <wp:docPr id="115" name="Рисунок 115"/>
+            <wp:cNvGraphicFramePr>
+              <a:graphicFrameLocks xmlns:a="http://schemas.openxmlformats.org/drawingml/2006/main" noChangeAspect="1"/>
+            </wp:cNvGraphicFramePr>
+            <a:graphic xmlns:a="http://schemas.openxmlformats.org/drawingml/2006/main">
+              <a:graphicData uri="http://schemas.openxmlformats.org/drawingml/2006/picture">
+                <pic:pic xmlns:pic="http://schemas.openxmlformats.org/drawingml/2006/picture">
+                  <pic:nvPicPr>
+                    <pic:cNvPr id="1" name=""/>
+                    <pic:cNvPicPr/>
+                  </pic:nvPicPr>
+                  <pic:blipFill>
+                    <a:blip r:embed="rId113"/>
+                    <a:stretch>
+                      <a:fillRect/>
+                    </a:stretch>
+                  </pic:blipFill>
+                  <pic:spPr>
+                    <a:xfrm>
+                      <a:off x="0" y="0"/>
+                      <a:ext cx="5477639" cy="5572903"/>
+                    </a:xfrm>
+                    <a:prstGeom prst="rect">
+                      <a:avLst/>
+                    </a:prstGeom>
+                  </pic:spPr>
+                </pic:pic>
+              </a:graphicData>
+            </a:graphic>
+          </wp:inline>
+        </w:drawing>
+      </w:r>
+    </w:p>
+    <w:p>
+      <w:pPr>
+        <w:shd w:val="clear" w:color="auto" w:fill="FFFFFF"/>
+        <w:spacing w:before="100" w:beforeAutospacing="1" w:after="0" w:line="240" w:lineRule="auto"/>
+        <w:ind w:left="360"/>
+        <w:rPr>
+          <w:rFonts w:ascii="Segoe UI" w:eastAsia="Times New Roman" w:hAnsi="Segoe UI" w:cs="Segoe UI"/>
+          <w:color w:val="0F1115"/>
+          <w:sz w:val="24"/>
+          <w:szCs w:val="24"/>
+          <w:lang w:eastAsia="ru-RU"/>
+        </w:rPr>
+      </w:pPr>
+      <w:r>
+        <w:rPr>
+          <w:rFonts w:ascii="Segoe UI" w:eastAsia="Times New Roman" w:hAnsi="Segoe UI" w:cs="Segoe UI"/>
+          <w:color w:val="0F1115"/>
+          <w:sz w:val="24"/>
+          <w:szCs w:val="24"/>
+          <w:lang w:eastAsia="ru-RU"/>
+        </w:rPr>
+        <w:lastRenderedPageBreak/>
+        <w:drawing>
+          <wp:inline distT="0" distB="0" distL="0" distR="0" wp14:anchorId="697D0E37" wp14:editId="583B3516">
+            <wp:extent cx="5940425" cy="5370195"/>
+            <wp:effectExtent l="0" t="0" r="3175" b="1905"/>
+            <wp:docPr id="116" name="Рисунок 116"/>
+            <wp:cNvGraphicFramePr>
+              <a:graphicFrameLocks xmlns:a="http://schemas.openxmlformats.org/drawingml/2006/main" noChangeAspect="1"/>
+            </wp:cNvGraphicFramePr>
+            <a:graphic xmlns:a="http://schemas.openxmlformats.org/drawingml/2006/main">
+              <a:graphicData uri="http://schemas.openxmlformats.org/drawingml/2006/picture">
+                <pic:pic xmlns:pic="http://schemas.openxmlformats.org/drawingml/2006/picture">
+                  <pic:nvPicPr>
+                    <pic:cNvPr id="1" name=""/>
+                    <pic:cNvPicPr/>
+                  </pic:nvPicPr>
+                  <pic:blipFill>
+                    <a:blip r:embed="rId114"/>
+                    <a:stretch>
+                      <a:fillRect/>
+                    </a:stretch>
+                  </pic:blipFill>
+                  <pic:spPr>
+                    <a:xfrm>
+                      <a:off x="0" y="0"/>
+                      <a:ext cx="5940425" cy="5370195"/>
+                    </a:xfrm>
+                    <a:prstGeom prst="rect">
+                      <a:avLst/>
+                    </a:prstGeom>
+                  </pic:spPr>
+                </pic:pic>
+              </a:graphicData>
+            </a:graphic>
+          </wp:inline>
+        </w:drawing>
+      </w:r>
+    </w:p>
+    <w:p>
+      <w:pPr>
+        <w:shd w:val="clear" w:color="auto" w:fill="FFFFFF"/>
+        <w:spacing w:before="100" w:beforeAutospacing="1" w:after="0" w:line="240" w:lineRule="auto"/>
+        <w:ind w:left="360"/>
+        <w:rPr>
+          <w:rFonts w:ascii="Segoe UI" w:eastAsia="Times New Roman" w:hAnsi="Segoe UI" w:cs="Segoe UI"/>
+          <w:color w:val="0F1115"/>
+          <w:sz w:val="24"/>
+          <w:szCs w:val="24"/>
+          <w:lang w:eastAsia="ru-RU"/>
+        </w:rPr>
+      </w:pPr>
+      <w:r>
+        <w:rPr>
+          <w:rFonts w:ascii="Segoe UI" w:eastAsia="Times New Roman" w:hAnsi="Segoe UI" w:cs="Segoe UI"/>
+          <w:color w:val="0F1115"/>
+          <w:sz w:val="24"/>
+          <w:szCs w:val="24"/>
+          <w:lang w:eastAsia="ru-RU"/>
+        </w:rPr>
+        <w:lastRenderedPageBreak/>
+        <w:drawing>
+          <wp:inline distT="0" distB="0" distL="0" distR="0" wp14:anchorId="37F601ED" wp14:editId="7C5A9042">
+            <wp:extent cx="5940425" cy="4274185"/>
+            <wp:effectExtent l="0" t="0" r="3175" b="0"/>
+            <wp:docPr id="117" name="Рисунок 117"/>
+            <wp:cNvGraphicFramePr>
+              <a:graphicFrameLocks xmlns:a="http://schemas.openxmlformats.org/drawingml/2006/main" noChangeAspect="1"/>
+            </wp:cNvGraphicFramePr>
+            <a:graphic xmlns:a="http://schemas.openxmlformats.org/drawingml/2006/main">
+              <a:graphicData uri="http://schemas.openxmlformats.org/drawingml/2006/picture">
+                <pic:pic xmlns:pic="http://schemas.openxmlformats.org/drawingml/2006/picture">
+                  <pic:nvPicPr>
+                    <pic:cNvPr id="1" name=""/>
+                    <pic:cNvPicPr/>
+                  </pic:nvPicPr>
+                  <pic:blipFill>
+                    <a:blip r:embed="rId115"/>
+                    <a:stretch>
+                      <a:fillRect/>
+                    </a:stretch>
+                  </pic:blipFill>
+                  <pic:spPr>
+                    <a:xfrm>
+                      <a:off x="0" y="0"/>
+                      <a:ext cx="5940425" cy="4274185"/>
+                    </a:xfrm>
+                    <a:prstGeom prst="rect">
+                      <a:avLst/>
+                    </a:prstGeom>
+                  </pic:spPr>
+                </pic:pic>
+              </a:graphicData>
+            </a:graphic>
+          </wp:inline>
+        </w:drawing>
+      </w:r>
+    </w:p>
+    <w:p>
+      <w:pPr>
+        <w:shd w:val="clear" w:color="auto" w:fill="FFFFFF"/>
+        <w:spacing w:before="480" w:after="240" w:line="450" w:lineRule="atLeast"/>
+        <w:outlineLvl w:val="2"/>
+        <w:rPr>
+          <w:rFonts w:ascii="Segoe UI" w:eastAsia="Times New Roman" w:hAnsi="Segoe UI" w:cs="Segoe UI"/>
+          <w:b/>
+          <w:bCs/>
+          <w:color w:val="0F1115"/>
+          <w:sz w:val="30"/>
+          <w:szCs w:val="30"/>
+          <w:lang w:eastAsia="ru-RU"/>
+        </w:rPr>
+      </w:pPr>
+      <w:r>
+        <w:rPr>
+          <w:rFonts w:ascii="Segoe UI" w:eastAsia="Times New Roman" w:hAnsi="Segoe UI" w:cs="Segoe UI"/>
+          <w:b/>
+          <w:bCs/>
+          <w:color w:val="0F1115"/>
+          <w:sz w:val="30"/>
+          <w:szCs w:val="30"/>
+          <w:lang w:eastAsia="ru-RU"/>
+        </w:rPr>
+        <w:t>12.2. Фоновый подсчет FPS</w:t>
+      </w:r>
+    </w:p>
+    <w:p>
+      <w:pPr>
+        <w:shd w:val="clear" w:color="auto" w:fill="FFFFFF"/>
+        <w:spacing w:before="240" w:after="240" w:line="240" w:lineRule="auto"/>
+        <w:rPr>
+          <w:rFonts w:ascii="Segoe UI" w:eastAsia="Times New Roman" w:hAnsi="Segoe UI" w:cs="Segoe UI"/>
+          <w:color w:val="0F1115"/>
+          <w:sz w:val="24"/>
+          <w:szCs w:val="24"/>
+          <w:lang w:val="en-US" w:eastAsia="ru-RU"/>
+        </w:rPr>
+      </w:pPr>
+      <w:r>
+        <w:rPr>
+          <w:rFonts w:ascii="Segoe UI" w:eastAsia="Times New Roman" w:hAnsi="Segoe UI" w:cs="Segoe UI"/>
+          <w:b/>
+          <w:bCs/>
+          <w:color w:val="0F1115"/>
+          <w:sz w:val="24"/>
+          <w:szCs w:val="24"/>
+          <w:lang w:eastAsia="ru-RU"/>
+        </w:rPr>
+        <w:t>Строки</w:t>
+      </w:r>
+      <w:r>
+        <w:rPr>
+          <w:rFonts w:ascii="Segoe UI" w:eastAsia="Times New Roman" w:hAnsi="Segoe UI" w:cs="Segoe UI"/>
+          <w:b/>
+          <w:bCs/>
+          <w:color w:val="0F1115"/>
+          <w:sz w:val="24"/>
+          <w:szCs w:val="24"/>
+          <w:lang w:val="en-US" w:eastAsia="ru-RU"/>
+        </w:rPr>
+        <w:t xml:space="preserve"> 2913-2943, </w:t>
+      </w:r>
+      <w:r>
+        <w:rPr>
+          <w:rFonts w:ascii="Segoe UI" w:eastAsia="Times New Roman" w:hAnsi="Segoe UI" w:cs="Segoe UI"/>
+          <w:b/>
+          <w:bCs/>
+          <w:color w:val="0F1115"/>
+          <w:sz w:val="24"/>
+          <w:szCs w:val="24"/>
+          <w:lang w:eastAsia="ru-RU"/>
+        </w:rPr>
+        <w:t>функция</w:t>
+      </w:r>
+      <w:r>
+        <w:rPr>
+          <w:rFonts w:ascii="Segoe UI" w:eastAsia="Times New Roman" w:hAnsi="Segoe UI" w:cs="Segoe UI"/>
+          <w:b/>
+          <w:bCs/>
+          <w:color w:val="0F1115"/>
+          <w:sz w:val="24"/>
+          <w:szCs w:val="24"/>
+          <w:lang w:val="en-US" w:eastAsia="ru-RU"/>
+        </w:rPr>
+        <w:t xml:space="preserve"> </w:t>
+      </w:r>
+      <w:proofErr w:type="spellStart"/>
+      <w:r>
+        <w:rPr>
+          <w:rFonts w:ascii="Segoe UI" w:eastAsia="Times New Roman" w:hAnsi="Segoe UI" w:cs="Segoe UI"/>
+          <w:b/>
+          <w:bCs/>
+          <w:color w:val="0F1115"/>
+          <w:sz w:val="24"/>
+          <w:szCs w:val="24"/>
+          <w:lang w:val="en-US" w:eastAsia="ru-RU"/>
+        </w:rPr>
+        <w:t>start_background_</w:t>
+      </w:r>
+      <w:proofErr w:type="gramStart"/>
+      <w:r>
+        <w:rPr>
+          <w:rFonts w:ascii="Segoe UI" w:eastAsia="Times New Roman" w:hAnsi="Segoe UI" w:cs="Segoe UI"/>
+          <w:b/>
+          <w:bCs/>
+          <w:color w:val="0F1115"/>
+          <w:sz w:val="24"/>
+          <w:szCs w:val="24"/>
+          <w:lang w:val="en-US" w:eastAsia="ru-RU"/>
+        </w:rPr>
+        <w:t>tasks</w:t>
+      </w:r>
+      <w:proofErr w:type="spellEnd"/>
+      <w:r>
+        <w:rPr>
+          <w:rFonts w:ascii="Segoe UI" w:eastAsia="Times New Roman" w:hAnsi="Segoe UI" w:cs="Segoe UI"/>
+          <w:b/>
+          <w:bCs/>
+          <w:color w:val="0F1115"/>
+          <w:sz w:val="24"/>
+          <w:szCs w:val="24"/>
+          <w:lang w:val="en-US" w:eastAsia="ru-RU"/>
+        </w:rPr>
+        <w:t>(</w:t>
+      </w:r>
+      <w:proofErr w:type="gramEnd"/>
+      <w:r>
+        <w:rPr>
+          <w:rFonts w:ascii="Segoe UI" w:eastAsia="Times New Roman" w:hAnsi="Segoe UI" w:cs="Segoe UI"/>
+          <w:b/>
+          <w:bCs/>
+          <w:color w:val="0F1115"/>
+          <w:sz w:val="24"/>
+          <w:szCs w:val="24"/>
+          <w:lang w:val="en-US" w:eastAsia="ru-RU"/>
+        </w:rPr>
+        <w:t>)</w:t>
+      </w:r>
+    </w:p>
+    <w:p>
+      <w:pPr>
+        <w:shd w:val="clear" w:color="auto" w:fill="FFFFFF"/>
+        <w:spacing w:before="240" w:after="240" w:line="240" w:lineRule="auto"/>
+        <w:rPr>
+          <w:rFonts w:ascii="Segoe UI" w:eastAsia="Times New Roman" w:hAnsi="Segoe UI" w:cs="Segoe UI"/>
+          <w:color w:val="0F1115"/>
+          <w:sz w:val="24"/>
+          <w:szCs w:val="24"/>
+          <w:lang w:eastAsia="ru-RU"/>
+        </w:rPr>
+      </w:pPr>
+      <w:r>
+        <w:rPr>
+          <w:rFonts w:ascii="Segoe UI" w:eastAsia="Times New Roman" w:hAnsi="Segoe UI" w:cs="Segoe UI"/>
+          <w:b/>
+          <w:bCs/>
+          <w:color w:val="0F1115"/>
+          <w:sz w:val="24"/>
+          <w:szCs w:val="24"/>
+          <w:lang w:eastAsia="ru-RU"/>
+        </w:rPr>
+        <w:t>Описание:</w:t>
+      </w:r>
+      <w:r>
+        <w:rPr>
+          <w:rFonts w:ascii="Segoe UI" w:eastAsia="Times New Roman" w:hAnsi="Segoe UI" w:cs="Segoe UI"/>
+          <w:color w:val="0F1115"/>
+          <w:sz w:val="24"/>
+          <w:szCs w:val="24"/>
+          <w:lang w:eastAsia="ru-RU"/>
+        </w:rPr>
+        <w:br/>
+        <w:t>Запускает фоновый поток для подсчета кадров в секунду.</w:t>
+      </w:r>
+    </w:p>
+    <w:p>
+      <w:pPr>
+        <w:shd w:val="clear" w:color="auto" w:fill="FFFFFF"/>
+        <w:spacing w:before="240" w:after="240" w:line="240" w:lineRule="auto"/>
+        <w:rPr>
+          <w:rFonts w:ascii="Segoe UI" w:eastAsia="Times New Roman" w:hAnsi="Segoe UI" w:cs="Segoe UI"/>
+          <w:color w:val="0F1115"/>
+          <w:sz w:val="24"/>
+          <w:szCs w:val="24"/>
+          <w:lang w:eastAsia="ru-RU"/>
+        </w:rPr>
+      </w:pPr>
+      <w:r>
+        <w:rPr>
+          <w:rFonts w:ascii="Segoe UI" w:eastAsia="Times New Roman" w:hAnsi="Segoe UI" w:cs="Segoe UI"/>
+          <w:b/>
+          <w:bCs/>
+          <w:color w:val="0F1115"/>
+          <w:sz w:val="24"/>
+          <w:szCs w:val="24"/>
+          <w:lang w:eastAsia="ru-RU"/>
+        </w:rPr>
+        <w:t>Механика:</w:t>
+      </w:r>
+    </w:p>
+    <w:p>
+      <w:pPr>
+        <w:numPr>
+          <w:ilvl w:val="0"/>
+          <w:numId w:val="68"/>
+        </w:numPr>
+        <w:shd w:val="clear" w:color="auto" w:fill="FFFFFF"/>
+        <w:spacing w:before="100" w:beforeAutospacing="1" w:after="0" w:line="240" w:lineRule="auto"/>
+        <w:rPr>
+          <w:rFonts w:ascii="Segoe UI" w:eastAsia="Times New Roman" w:hAnsi="Segoe UI" w:cs="Segoe UI"/>
+          <w:color w:val="0F1115"/>
+          <w:sz w:val="24"/>
+          <w:szCs w:val="24"/>
+          <w:lang w:eastAsia="ru-RU"/>
+        </w:rPr>
+      </w:pPr>
+      <w:r>
+        <w:rPr>
+          <w:rFonts w:ascii="Segoe UI" w:eastAsia="Times New Roman" w:hAnsi="Segoe UI" w:cs="Segoe UI"/>
+          <w:color w:val="0F1115"/>
+          <w:sz w:val="24"/>
+          <w:szCs w:val="24"/>
+          <w:lang w:eastAsia="ru-RU"/>
+        </w:rPr>
+        <w:t>Каждый кадр увеличивается счетчик</w:t>
+      </w:r>
+    </w:p>
+    <w:p>
+      <w:pPr>
+        <w:numPr>
+          <w:ilvl w:val="0"/>
+          <w:numId w:val="68"/>
+        </w:numPr>
+        <w:shd w:val="clear" w:color="auto" w:fill="FFFFFF"/>
+        <w:spacing w:before="100" w:beforeAutospacing="1" w:after="0" w:line="240" w:lineRule="auto"/>
+        <w:rPr>
+          <w:rFonts w:ascii="Segoe UI" w:eastAsia="Times New Roman" w:hAnsi="Segoe UI" w:cs="Segoe UI"/>
+          <w:color w:val="0F1115"/>
+          <w:sz w:val="24"/>
+          <w:szCs w:val="24"/>
+          <w:lang w:eastAsia="ru-RU"/>
+        </w:rPr>
+      </w:pPr>
+      <w:r>
+        <w:rPr>
+          <w:rFonts w:ascii="Segoe UI" w:eastAsia="Times New Roman" w:hAnsi="Segoe UI" w:cs="Segoe UI"/>
+          <w:color w:val="0F1115"/>
+          <w:sz w:val="24"/>
+          <w:szCs w:val="24"/>
+          <w:lang w:eastAsia="ru-RU"/>
+        </w:rPr>
+        <w:t>Раз в секунду вычисляется FPS</w:t>
+      </w:r>
+    </w:p>
+    <w:p>
+      <w:pPr>
+        <w:numPr>
+          <w:ilvl w:val="0"/>
+          <w:numId w:val="68"/>
+        </w:numPr>
+        <w:shd w:val="clear" w:color="auto" w:fill="FFFFFF"/>
+        <w:spacing w:before="100" w:beforeAutospacing="1" w:after="0" w:line="240" w:lineRule="auto"/>
+        <w:rPr>
+          <w:rFonts w:ascii="Segoe UI" w:eastAsia="Times New Roman" w:hAnsi="Segoe UI" w:cs="Segoe UI"/>
+          <w:color w:val="0F1115"/>
+          <w:sz w:val="24"/>
+          <w:szCs w:val="24"/>
+          <w:lang w:eastAsia="ru-RU"/>
+        </w:rPr>
+      </w:pPr>
+      <w:r>
+        <w:rPr>
+          <w:rFonts w:ascii="Segoe UI" w:eastAsia="Times New Roman" w:hAnsi="Segoe UI" w:cs="Segoe UI"/>
+          <w:color w:val="0F1115"/>
+          <w:sz w:val="24"/>
+          <w:szCs w:val="24"/>
+          <w:lang w:eastAsia="ru-RU"/>
+        </w:rPr>
+        <w:t>Значение отображается в статус-баре</w:t>
+      </w:r>
+    </w:p>
+    <w:p>
+      <w:pPr>
+        <w:numPr>
+          <w:ilvl w:val="0"/>
+          <w:numId w:val="68"/>
+        </w:numPr>
+        <w:shd w:val="clear" w:color="auto" w:fill="FFFFFF"/>
+        <w:spacing w:before="100" w:beforeAutospacing="1" w:after="0" w:line="240" w:lineRule="auto"/>
+        <w:rPr>
+          <w:rFonts w:ascii="Segoe UI" w:eastAsia="Times New Roman" w:hAnsi="Segoe UI" w:cs="Segoe UI"/>
+          <w:color w:val="0F1115"/>
+          <w:sz w:val="24"/>
+          <w:szCs w:val="24"/>
+          <w:lang w:eastAsia="ru-RU"/>
+        </w:rPr>
+      </w:pPr>
+      <w:r>
+        <w:rPr>
+          <w:rFonts w:ascii="Segoe UI" w:eastAsia="Times New Roman" w:hAnsi="Segoe UI" w:cs="Segoe UI"/>
+          <w:color w:val="0F1115"/>
+          <w:sz w:val="24"/>
+          <w:szCs w:val="24"/>
+          <w:lang w:eastAsia="ru-RU"/>
+        </w:rPr>
+        <w:t>Поток работает в фоне, не блокируя основной цикл</w:t>
+      </w:r>
+    </w:p>
+    <w:p>
+      <w:pPr>
+        <w:spacing w:before="480" w:after="480" w:line="240" w:lineRule="auto"/>
+        <w:rPr>
+          <w:rFonts w:ascii="Times New Roman" w:eastAsia="Times New Roman" w:hAnsi="Times New Roman" w:cs="Times New Roman"/>
+          <w:sz w:val="24"/>
+          <w:szCs w:val="24"/>
+          <w:lang w:eastAsia="ru-RU"/>
+        </w:rPr>
+      </w:pPr>
+      <w:r>
+        <w:rPr>
+          <w:rFonts w:ascii="Times New Roman" w:eastAsia="Times New Roman" w:hAnsi="Times New Roman" w:cs="Times New Roman"/>
+          <w:sz w:val="24"/>
+          <w:szCs w:val="24"/>
+          <w:lang w:eastAsia="ru-RU"/>
+        </w:rPr>
+        <w:pict w14:anchorId="3FE08B49">
+          <v:rect id="_x0000_i1107" style="width:0;height:.75pt" o:hralign="center" o:bullet="t" o:hrstd="t" o:hr="t" fillcolor="#a0a0a0" stroked="f"/>
+        </w:pict>
+      </w:r>
+    </w:p>
+    <w:p>
+      <w:pPr>
+        <w:spacing w:before="480" w:after="480" w:line="240" w:lineRule="auto"/>
+        <w:rPr>
+          <w:rFonts w:ascii="Times New Roman" w:eastAsia="Times New Roman" w:hAnsi="Times New Roman" w:cs="Times New Roman"/>
+          <w:sz w:val="24"/>
+          <w:szCs w:val="24"/>
+          <w:lang w:eastAsia="ru-RU"/>
+        </w:rPr>
+      </w:pPr>
+      <w:r>
+        <w:rPr>
+          <w:rFonts w:ascii="Times New Roman" w:eastAsia="Times New Roman" w:hAnsi="Times New Roman" w:cs="Times New Roman"/>
+          <w:sz w:val="24"/>
+          <w:szCs w:val="24"/>
+          <w:lang w:eastAsia="ru-RU"/>
+        </w:rPr>
+        <w:lastRenderedPageBreak/>
+        <w:drawing>
+          <wp:inline distT="0" distB="0" distL="0" distR="0" wp14:anchorId="54CB3A31" wp14:editId="658543B8">
+            <wp:extent cx="5940425" cy="5755640"/>
+            <wp:effectExtent l="0" t="0" r="3175" b="0"/>
+            <wp:docPr id="98" name="Рисунок 98"/>
+            <wp:cNvGraphicFramePr>
+              <a:graphicFrameLocks xmlns:a="http://schemas.openxmlformats.org/drawingml/2006/main" noChangeAspect="1"/>
+            </wp:cNvGraphicFramePr>
+            <a:graphic xmlns:a="http://schemas.openxmlformats.org/drawingml/2006/main">
+              <a:graphicData uri="http://schemas.openxmlformats.org/drawingml/2006/picture">
+                <pic:pic xmlns:pic="http://schemas.openxmlformats.org/drawingml/2006/picture">
+                  <pic:nvPicPr>
+                    <pic:cNvPr id="1" name=""/>
+                    <pic:cNvPicPr/>
+                  </pic:nvPicPr>
+                  <pic:blipFill>
+                    <a:blip r:embed="rId116"/>
+                    <a:stretch>
+                      <a:fillRect/>
+                    </a:stretch>
+                  </pic:blipFill>
+                  <pic:spPr>
+                    <a:xfrm>
+                      <a:off x="0" y="0"/>
                       <a:ext cx="5940425" cy="5755640"/>
                     </a:xfrm>
                     <a:prstGeom prst="rect">
@@ -41522,62 +41992,62 @@
 <w:numbering xmlns:wpc="http://schemas.microsoft.com/office/word/2010/wordprocessingCanvas" xmlns:cx="http://schemas.microsoft.com/office/drawing/2014/chartex" xmlns:cx1="http://schemas.microsoft.com/office/drawing/2015/9/8/chartex" xmlns:cx2="http://schemas.microsoft.com/office/drawing/2015/10/21/chartex" xmlns:cx3="http://schemas.microsoft.com/office/drawing/2016/5/9/chartex" xmlns:cx4="http://schemas.microsoft.com/office/drawing/2016/5/10/chartex" xmlns:cx5="http://schemas.microsoft.com/office/drawing/2016/5/11/chartex" xmlns:cx6="http://schemas.microsoft.com/office/drawing/2016/5/12/chartex" xmlns:cx7="http://schemas.microsoft.com/office/drawing/2016/5/13/chartex" xmlns:cx8="http://schemas.microsoft.com/office/drawing/2016/5/14/chartex" xmlns:mc="http://schemas.openxmlformats.org/markup-compatibility/2006" xmlns:aink="http://schemas.microsoft.com/office/drawing/2016/ink" xmlns:am3d="http://schemas.microsoft.com/office/drawing/2017/model3d" xmlns:o="urn:schemas-microsoft-com:office:office" xmlns:r="http://schemas.openxmlformats.org/officeDocument/2006/relationships" xmlns:m="http://schemas.openxmlformats.org/officeDocument/2006/math" xmlns:v="urn:schemas-microsoft-com:vml" xmlns:wp14="http://schemas.microsoft.com/office/word/2010/wordprocessingDrawing" xmlns:wp="http://schemas.openxmlformats.org/drawingml/2006/wordprocessingDrawing" xmlns:w10="urn:schemas-microsoft-com:office:word" xmlns:w="http://schemas.openxmlformats.org/wordprocessingml/2006/main" xmlns:w14="http://schemas.microsoft.com/office/word/2010/wordml" xmlns:w15="http://schemas.microsoft.com/office/word/2012/wordml" xmlns:w16cex="http://schemas.microsoft.com/office/word/2018/wordml/cex" xmlns:w16cid="http://schemas.microsoft.com/office/word/2016/wordml/cid" xmlns:w16="http://schemas.microsoft.com/office/word/2018/wordml" xmlns:w16sdtdh="http://schemas.microsoft.com/office/word/2020/wordml/sdtdatahash" xmlns:w16se="http://schemas.microsoft.com/office/word/2015/wordml/symex" xmlns:wpg="http://schemas.microsoft.com/office/word/2010/wordprocessingGroup" xmlns:wpi="http://schemas.microsoft.com/office/word/2010/wordprocessingInk" xmlns:wne="http://schemas.microsoft.com/office/word/2006/wordml" xmlns:wps="http://schemas.microsoft.com/office/word/2010/wordprocessingShape" mc:Ignorable="w14 w15 w16se w16cid w16 w16cex w16sdtdh wp14">
   <w:numPicBullet w:numPicBulletId="0">
     <w:pict>
-      <v:rect id="_x0000_i4496" style="width:0;height:.75pt" o:hralign="center" o:bullet="t" o:hrstd="t" o:hr="t" fillcolor="#a0a0a0" stroked="f"/>
+      <v:rect id="_x0000_i4508" style="width:0;height:.75pt" o:hralign="center" o:bullet="t" o:hrstd="t" o:hr="t" fillcolor="#a0a0a0" stroked="f"/>
     </w:pict>
   </w:numPicBullet>
   <w:numPicBullet w:numPicBulletId="1">
     <w:pict>
-      <v:rect id="_x0000_i4497" style="width:0;height:.75pt" o:hralign="center" o:bullet="t" o:hrstd="t" o:hr="t" fillcolor="#a0a0a0" stroked="f"/>
+      <v:rect id="_x0000_i4509" style="width:0;height:.75pt" o:hralign="center" o:bullet="t" o:hrstd="t" o:hr="t" fillcolor="#a0a0a0" stroked="f"/>
     </w:pict>
   </w:numPicBullet>
   <w:numPicBullet w:numPicBulletId="2">
     <w:pict>
-      <v:rect id="_x0000_i4498" style="width:0;height:.75pt" o:hralign="center" o:bullet="t" o:hrstd="t" o:hr="t" fillcolor="#a0a0a0" stroked="f"/>
+      <v:rect id="_x0000_i4510" style="width:0;height:.75pt" o:hralign="center" o:bullet="t" o:hrstd="t" o:hr="t" fillcolor="#a0a0a0" stroked="f"/>
     </w:pict>
   </w:numPicBullet>
   <w:numPicBullet w:numPicBulletId="3">
     <w:pict>
-      <v:rect id="_x0000_i4499" style="width:0;height:.75pt" o:hralign="center" o:bullet="t" o:hrstd="t" o:hr="t" fillcolor="#a0a0a0" stroked="f"/>
+      <v:rect id="_x0000_i4511" style="width:0;height:.75pt" o:hralign="center" o:bullet="t" o:hrstd="t" o:hr="t" fillcolor="#a0a0a0" stroked="f"/>
     </w:pict>
   </w:numPicBullet>
   <w:numPicBullet w:numPicBulletId="4">
     <w:pict>
-      <v:rect id="_x0000_i4500" style="width:0;height:.75pt" o:hralign="center" o:bullet="t" o:hrstd="t" o:hr="t" fillcolor="#a0a0a0" stroked="f"/>
+      <v:rect id="_x0000_i4512" style="width:0;height:.75pt" o:hralign="center" o:bullet="t" o:hrstd="t" o:hr="t" fillcolor="#a0a0a0" stroked="f"/>
     </w:pict>
   </w:numPicBullet>
   <w:numPicBullet w:numPicBulletId="5">
     <w:pict>
-      <v:rect id="_x0000_i4501" style="width:0;height:.75pt" o:hralign="center" o:bullet="t" o:hrstd="t" o:hr="t" fillcolor="#a0a0a0" stroked="f"/>
+      <v:rect id="_x0000_i4513" style="width:0;height:.75pt" o:hralign="center" o:bullet="t" o:hrstd="t" o:hr="t" fillcolor="#a0a0a0" stroked="f"/>
     </w:pict>
   </w:numPicBullet>
   <w:numPicBullet w:numPicBulletId="6">
     <w:pict>
-      <v:rect id="_x0000_i4502" style="width:0;height:.75pt" o:hralign="center" o:bullet="t" o:hrstd="t" o:hr="t" fillcolor="#a0a0a0" stroked="f"/>
+      <v:rect id="_x0000_i4514" style="width:0;height:.75pt" o:hralign="center" o:bullet="t" o:hrstd="t" o:hr="t" fillcolor="#a0a0a0" stroked="f"/>
     </w:pict>
   </w:numPicBullet>
   <w:numPicBullet w:numPicBulletId="7">
     <w:pict>
-      <v:rect id="_x0000_i4503" style="width:0;height:.75pt" o:hralign="center" o:bullet="t" o:hrstd="t" o:hr="t" fillcolor="#a0a0a0" stroked="f"/>
+      <v:rect id="_x0000_i4515" style="width:0;height:.75pt" o:hralign="center" o:bullet="t" o:hrstd="t" o:hr="t" fillcolor="#a0a0a0" stroked="f"/>
     </w:pict>
   </w:numPicBullet>
   <w:numPicBullet w:numPicBulletId="8">
     <w:pict>
-      <v:rect id="_x0000_i4504" style="width:0;height:.75pt" o:hralign="center" o:bullet="t" o:hrstd="t" o:hr="t" fillcolor="#a0a0a0" stroked="f"/>
+      <v:rect id="_x0000_i4516" style="width:0;height:.75pt" o:hralign="center" o:bullet="t" o:hrstd="t" o:hr="t" fillcolor="#a0a0a0" stroked="f"/>
     </w:pict>
   </w:numPicBullet>
   <w:numPicBullet w:numPicBulletId="9">
     <w:pict>
-      <v:rect id="_x0000_i4505" style="width:0;height:.75pt" o:hralign="center" o:bullet="t" o:hrstd="t" o:hr="t" fillcolor="#a0a0a0" stroked="f"/>
+      <v:rect id="_x0000_i4517" style="width:0;height:.75pt" o:hralign="center" o:bullet="t" o:hrstd="t" o:hr="t" fillcolor="#a0a0a0" stroked="f"/>
     </w:pict>
   </w:numPicBullet>
   <w:numPicBullet w:numPicBulletId="10">
     <w:pict>
-      <v:rect id="_x0000_i4506" style="width:0;height:.75pt" o:hralign="center" o:bullet="t" o:hrstd="t" o:hr="t" fillcolor="#a0a0a0" stroked="f"/>
+      <v:rect id="_x0000_i4518" style="width:0;height:.75pt" o:hralign="center" o:bullet="t" o:hrstd="t" o:hr="t" fillcolor="#a0a0a0" stroked="f"/>
     </w:pict>
   </w:numPicBullet>
   <w:numPicBullet w:numPicBulletId="11">
     <w:pict>
-      <v:rect id="_x0000_i4507" style="width:0;height:.75pt" o:hralign="center" o:bullet="t" o:hrstd="t" o:hr="t" fillcolor="#a0a0a0" stroked="f"/>
+      <v:rect id="_x0000_i4519" style="width:0;height:.75pt" o:hralign="center" o:bullet="t" o:hrstd="t" o:hr="t" fillcolor="#a0a0a0" stroked="f"/>
     </w:pict>
   </w:numPicBullet>
   <w:abstractNum w:abstractNumId="0" w15:restartNumberingAfterBreak="0">
